--- a/src/assets/resume/Yomna_Salah_Flutter_Mobile_Engineer_CV.docx
+++ b/src/assets/resume/Yomna_Salah_Flutter_Mobile_Engineer_CV.docx
@@ -46,34 +46,7 @@
           <w:sz w:val="18"/>
           <w:szCs w:val="18"/>
         </w:rPr>
-        <w:t xml:space="preserve">syomna444@gmail.com</w:t>
-      </w:r>
-      <w:r>
-        <w:rPr>
-          <w:rFonts w:ascii="Calibri" w:cs="Calibri" w:eastAsia="Calibri" w:hAnsi="Calibri"/>
-          <w:color w:val="5D6D7E"/>
-          <w:sz w:val="18"/>
-          <w:szCs w:val="18"/>
-        </w:rPr>
-        <w:t xml:space="preserve">   |   +201003086115</w:t>
-      </w:r>
-      <w:r>
-        <w:rPr>
-          <w:rFonts w:ascii="Calibri" w:cs="Calibri" w:eastAsia="Calibri" w:hAnsi="Calibri"/>
-          <w:color w:val="5D6D7E"/>
-          <w:sz w:val="18"/>
-          <w:szCs w:val="18"/>
-        </w:rPr>
-        <w:t xml:space="preserve">   |   Giza, Egypt</w:t>
-      </w:r>
-      <w:r>
-        <w:rPr>
-          <w:rFonts w:ascii="Calibri" w:cs="Calibri" w:eastAsia="Calibri" w:hAnsi="Calibri"/>
-          <w:color w:val="5D6D7E"/>
-          <w:sz w:val="18"/>
-          <w:szCs w:val="18"/>
-        </w:rPr>
-        <w:t xml:space="preserve">   |   </w:t>
+        <w:t xml:space="preserve">syomna444@gmail.com   |   +201003086115   |   Giza, Egypt   |   </w:t>
       </w:r>
       <w:r>
         <w:rPr>
@@ -159,7 +132,7 @@
           <w:sz w:val="19"/>
           <w:szCs w:val="19"/>
         </w:rPr>
-        <w:t xml:space="preserve">Flutter &amp; Mobile Engineer with 3+ years of experience shipping production mobile applications. I own features end-to-end -- from architecture and clean code to CI/CD and store releases. I have collaborated with cross-functional teams across borders, working as the mobile specialist alongside UI and backend engineers. Currently deepening my native iOS skills with SwiftUI.</w:t>
+        <w:t xml:space="preserve">Flutter &amp; Mobile Engineer with 4+ years of experience shipping production mobile applications. I own features end-to-end -- from architecture and clean code to CI/CD and store releases. I have collaborated with cross-functional teams across borders, working as the mobile specialist alongside UI and backend engineers. Currently deepening my native iOS skills with SwiftUI.</w:t>
       </w:r>
     </w:p>
     <w:p>
@@ -270,7 +243,7 @@
           <w:sz w:val="19"/>
           <w:szCs w:val="19"/>
         </w:rPr>
-        <w:t xml:space="preserve">Sole mobile engineer on a US photography startup, owning end-to-end development across Flutter mobile, web admin panel, and backend integrations, collaborating directly with the founder.</w:t>
+        <w:t xml:space="preserve">Took over a partially built app at a US photography startup as the sole mobile engineer, driving it to a fully functional production product across Flutter mobile, web admin panel, and backend integrations, collaborating directly with the founder.</w:t>
       </w:r>
     </w:p>
     <w:p>
@@ -327,7 +300,7 @@
           <w:sz w:val="19"/>
           <w:szCs w:val="19"/>
         </w:rPr>
-        <w:t xml:space="preserve">Built Travel Boards, a location-based discovery module for photographer bookings using Google Maps &amp; Places API.</w:t>
+        <w:t xml:space="preserve">Built Travel Boards, a feature where creatives post their travel availability and clients discover and book them by location, using Google Places API.</w:t>
       </w:r>
     </w:p>
     <w:p>
@@ -1203,7 +1176,7 @@
       <w:pPr>
         <w:spacing w:before="0" w:after="40"/>
       </w:pPr>
-      <w:hyperlink w:history="1" r:id="rIdwbyaghw9jgomczf577_ws">
+      <w:hyperlink w:history="1" r:id="rIdvvucuy7nlum_rxrwi_pj9">
         <w:r>
           <w:rPr>
             <w:rFonts w:ascii="Calibri" w:cs="Calibri" w:eastAsia="Calibri" w:hAnsi="Calibri"/>
@@ -1224,7 +1197,7 @@
         </w:rPr>
         <w:t xml:space="preserve">   |   </w:t>
       </w:r>
-      <w:hyperlink w:history="1" r:id="rIdr6jgc2qzc0pntg3u_n56u">
+      <w:hyperlink w:history="1" r:id="rIdtsvjdrgesr_cxdan68ifk">
         <w:r>
           <w:rPr>
             <w:rFonts w:ascii="Calibri" w:cs="Calibri" w:eastAsia="Calibri" w:hAnsi="Calibri"/>
@@ -1253,7 +1226,7 @@
           <w:sz w:val="19"/>
           <w:szCs w:val="19"/>
         </w:rPr>
-        <w:t xml:space="preserve">Led architectural refactor of the production codebase to improve performance and long-term maintainability.</w:t>
+        <w:t xml:space="preserve">Completed missing business logic and replaced static data with real backend integrations across the full app.</w:t>
       </w:r>
     </w:p>
     <w:p>
@@ -1378,7 +1351,7 @@
       <w:pPr>
         <w:spacing w:before="0" w:after="40"/>
       </w:pPr>
-      <w:hyperlink w:history="1" r:id="rId6y6yct8sstwgmsxgqf3-e">
+      <w:hyperlink w:history="1" r:id="rIduhx7dj9txtjgzx6uswjzm">
         <w:r>
           <w:rPr>
             <w:rFonts w:ascii="Calibri" w:cs="Calibri" w:eastAsia="Calibri" w:hAnsi="Calibri"/>
@@ -1399,7 +1372,7 @@
         </w:rPr>
         <w:t xml:space="preserve">   |   </w:t>
       </w:r>
-      <w:hyperlink w:history="1" r:id="rIdfk_u2fq6owh78lupqku_e">
+      <w:hyperlink w:history="1" r:id="rIdvbvzgajjhzeqpuoiqsiyd">
         <w:r>
           <w:rPr>
             <w:rFonts w:ascii="Calibri" w:cs="Calibri" w:eastAsia="Calibri" w:hAnsi="Calibri"/>
@@ -1534,7 +1507,7 @@
       <w:pPr>
         <w:spacing w:before="0" w:after="40"/>
       </w:pPr>
-      <w:hyperlink w:history="1" r:id="rIdvvnuvfflxuemdlz9swi8y">
+      <w:hyperlink w:history="1" r:id="rIdlyrmlig05dmlavw03pw5c">
         <w:r>
           <w:rPr>
             <w:rFonts w:ascii="Calibri" w:cs="Calibri" w:eastAsia="Calibri" w:hAnsi="Calibri"/>
@@ -1555,7 +1528,7 @@
         </w:rPr>
         <w:t xml:space="preserve">   |   </w:t>
       </w:r>
-      <w:hyperlink w:history="1" r:id="rId-4zfr8o5rwbgdu48nbup3">
+      <w:hyperlink w:history="1" r:id="rIdcfbbtfckugamrhq1moxeg">
         <w:r>
           <w:rPr>
             <w:rFonts w:ascii="Calibri" w:cs="Calibri" w:eastAsia="Calibri" w:hAnsi="Calibri"/>
@@ -1576,7 +1549,7 @@
         </w:rPr>
         <w:t xml:space="preserve">   |   </w:t>
       </w:r>
-      <w:hyperlink w:history="1" r:id="rIdpohtuhuz9cqhqt_jkyzyb">
+      <w:hyperlink w:history="1" r:id="rId3gabxy20vaqkjuxp-ypfi">
         <w:r>
           <w:rPr>
             <w:rFonts w:ascii="Calibri" w:cs="Calibri" w:eastAsia="Calibri" w:hAnsi="Calibri"/>
@@ -1711,7 +1684,7 @@
       <w:pPr>
         <w:spacing w:before="0" w:after="40"/>
       </w:pPr>
-      <w:hyperlink w:history="1" r:id="rIdju-1p1zjtvqbscmrmy9wf">
+      <w:hyperlink w:history="1" r:id="rIdc8dgij1ch7rasydpkw35v">
         <w:r>
           <w:rPr>
             <w:rFonts w:ascii="Calibri" w:cs="Calibri" w:eastAsia="Calibri" w:hAnsi="Calibri"/>
@@ -1732,7 +1705,7 @@
         </w:rPr>
         <w:t xml:space="preserve">   |   </w:t>
       </w:r>
-      <w:hyperlink w:history="1" r:id="rId7wt0ryc0ezmuaxrc73_qq">
+      <w:hyperlink w:history="1" r:id="rIdluyhxjmjaemzu5e43pi2c">
         <w:r>
           <w:rPr>
             <w:rFonts w:ascii="Calibri" w:cs="Calibri" w:eastAsia="Calibri" w:hAnsi="Calibri"/>
@@ -1753,7 +1726,7 @@
         </w:rPr>
         <w:t xml:space="preserve">   |   </w:t>
       </w:r>
-      <w:hyperlink w:history="1" r:id="rIdq1w9ohnxjtbgowridblbp">
+      <w:hyperlink w:history="1" r:id="rIdl2hr2ozy_2kn4uksmsqad">
         <w:r>
           <w:rPr>
             <w:rFonts w:ascii="Calibri" w:cs="Calibri" w:eastAsia="Calibri" w:hAnsi="Calibri"/>
@@ -1917,7 +1890,7 @@
         </w:rPr>
         <w:t xml:space="preserve">  ·  Coursera / Meta  ·  </w:t>
       </w:r>
-      <w:hyperlink w:history="1" r:id="rIdtvoiskxaxa7urrko9pz33">
+      <w:hyperlink w:history="1" r:id="rId0c184qggfzhl7tbl7mkdf">
         <w:r>
           <w:rPr>
             <w:rFonts w:ascii="Calibri" w:cs="Calibri" w:eastAsia="Calibri" w:hAnsi="Calibri"/>
@@ -1954,7 +1927,7 @@
         </w:rPr>
         <w:t xml:space="preserve">  ·  Coursera / Meta  ·  </w:t>
       </w:r>
-      <w:hyperlink w:history="1" r:id="rId2xccopowihxzxkl6ym_kf">
+      <w:hyperlink w:history="1" r:id="rIdentlnmsxi-dovex_6dlvl">
         <w:r>
           <w:rPr>
             <w:rFonts w:ascii="Calibri" w:cs="Calibri" w:eastAsia="Calibri" w:hAnsi="Calibri"/>
